--- a/documents/docx/00-read-me-first.docx
+++ b/documents/docx/00-read-me-first.docx
@@ -1576,7 +1576,7 @@
           <w:sz w:val="21"/>
           <w:szCs w:val="21"/>
         </w:rPr>
-        <w:t xml:space="preserve">+264 81 264 6222</w:t>
+        <w:t xml:space="preserve">+264 81 281 9840</w:t>
       </w:r>
       <w:r>
         <w:rPr>
@@ -2187,7 +2187,7 @@
         <w:sz w:val="15"/>
         <w:szCs w:val="15"/>
       </w:rPr>
-      <w:t xml:space="preserve">Cell +264 81 281 9840   ·   WhatsApp +264 81 264 6222</w:t>
+      <w:t xml:space="preserve">Cell &amp; WhatsApp +264 81 281 9840</w:t>
     </w:r>
   </w:p>
   <w:p>
